--- a/python/arrays_concept.docx
+++ b/python/arrays_concept.docx
@@ -48,13 +48,29 @@
           <w:rFonts w:ascii="Times New Roman" w:hAnsi="Times New Roman" w:cs="Times New Roman"/>
           <w:sz w:val="28"/>
           <w:szCs w:val="28"/>
-        </w:rPr>
-      </w:pPr>
-      <w:r>
-        <w:rPr>
-          <w:rFonts w:ascii="Times New Roman" w:hAnsi="Times New Roman" w:cs="Times New Roman"/>
-          <w:sz w:val="28"/>
-          <w:szCs w:val="28"/>
+          <w:lang w:val="en-US"/>
+        </w:rPr>
+      </w:pPr>
+    </w:p>
+    <w:p>
+      <w:pPr>
+        <w:rPr>
+          <w:rFonts w:ascii="Times New Roman" w:hAnsi="Times New Roman" w:cs="Times New Roman"/>
+          <w:b/>
+          <w:bCs/>
+          <w:sz w:val="28"/>
+          <w:szCs w:val="28"/>
+          <w:lang w:val="en-US"/>
+        </w:rPr>
+      </w:pPr>
+      <w:r>
+        <w:rPr>
+          <w:rFonts w:ascii="Times New Roman" w:hAnsi="Times New Roman" w:cs="Times New Roman"/>
+          <w:b/>
+          <w:bCs/>
+          <w:sz w:val="28"/>
+          <w:szCs w:val="28"/>
+          <w:lang w:val="en-US"/>
         </w:rPr>
         <w:t>A - Print array</w:t>
       </w:r>
@@ -65,34 +81,106 @@
           <w:rFonts w:ascii="Times New Roman" w:hAnsi="Times New Roman" w:cs="Times New Roman"/>
           <w:sz w:val="28"/>
           <w:szCs w:val="28"/>
-        </w:rPr>
-      </w:pPr>
-      <w:r>
-        <w:rPr>
-          <w:rFonts w:ascii="Times New Roman" w:hAnsi="Times New Roman" w:cs="Times New Roman"/>
-          <w:sz w:val="28"/>
-          <w:szCs w:val="28"/>
-        </w:rPr>
-        <w:pict w14:anchorId="45CD38B9">
-          <v:rect id="_x0000_i1025" style="width:0;height:1.5pt" o:hralign="center" o:hrstd="t" o:hr="t" fillcolor="#a0a0a0" stroked="f"/>
-        </w:pict>
-      </w:r>
-    </w:p>
-    <w:p>
-      <w:pPr>
-        <w:rPr>
-          <w:rFonts w:ascii="Times New Roman" w:hAnsi="Times New Roman" w:cs="Times New Roman"/>
-          <w:sz w:val="28"/>
-          <w:szCs w:val="28"/>
-        </w:rPr>
-      </w:pPr>
-      <w:r>
-        <w:rPr>
-          <w:rFonts w:ascii="Times New Roman" w:hAnsi="Times New Roman" w:cs="Times New Roman"/>
-          <w:sz w:val="28"/>
-          <w:szCs w:val="28"/>
-        </w:rPr>
-        <w:t>[ ]</w:t>
+          <w:lang w:val="en-US"/>
+        </w:rPr>
+      </w:pPr>
+      <w:r>
+        <w:rPr>
+          <w:rFonts w:ascii="Times New Roman" w:hAnsi="Times New Roman" w:cs="Times New Roman"/>
+          <w:sz w:val="28"/>
+          <w:szCs w:val="28"/>
+          <w:lang w:val="en-US"/>
+        </w:rPr>
+        <w:t>n=int(input())</w:t>
+      </w:r>
+    </w:p>
+    <w:p>
+      <w:pPr>
+        <w:rPr>
+          <w:rFonts w:ascii="Times New Roman" w:hAnsi="Times New Roman" w:cs="Times New Roman"/>
+          <w:sz w:val="28"/>
+          <w:szCs w:val="28"/>
+          <w:lang w:val="en-US"/>
+        </w:rPr>
+      </w:pPr>
+      <w:proofErr w:type="spellStart"/>
+      <w:r>
+        <w:rPr>
+          <w:rFonts w:ascii="Times New Roman" w:hAnsi="Times New Roman" w:cs="Times New Roman"/>
+          <w:sz w:val="28"/>
+          <w:szCs w:val="28"/>
+          <w:lang w:val="en-US"/>
+        </w:rPr>
+        <w:t>arra</w:t>
+      </w:r>
+      <w:proofErr w:type="spellEnd"/>
+      <w:r>
+        <w:rPr>
+          <w:rFonts w:ascii="Times New Roman" w:hAnsi="Times New Roman" w:cs="Times New Roman"/>
+          <w:sz w:val="28"/>
+          <w:szCs w:val="28"/>
+          <w:lang w:val="en-US"/>
+        </w:rPr>
+        <w:t>=list(map(</w:t>
+      </w:r>
+      <w:proofErr w:type="spellStart"/>
+      <w:r>
+        <w:rPr>
+          <w:rFonts w:ascii="Times New Roman" w:hAnsi="Times New Roman" w:cs="Times New Roman"/>
+          <w:sz w:val="28"/>
+          <w:szCs w:val="28"/>
+          <w:lang w:val="en-US"/>
+        </w:rPr>
+        <w:t>int,input</w:t>
+      </w:r>
+      <w:proofErr w:type="spellEnd"/>
+      <w:r>
+        <w:rPr>
+          <w:rFonts w:ascii="Times New Roman" w:hAnsi="Times New Roman" w:cs="Times New Roman"/>
+          <w:sz w:val="28"/>
+          <w:szCs w:val="28"/>
+          <w:lang w:val="en-US"/>
+        </w:rPr>
+        <w:t>().split()))</w:t>
+      </w:r>
+    </w:p>
+    <w:p>
+      <w:pPr>
+        <w:rPr>
+          <w:rFonts w:ascii="Times New Roman" w:hAnsi="Times New Roman" w:cs="Times New Roman"/>
+          <w:sz w:val="28"/>
+          <w:szCs w:val="28"/>
+          <w:lang w:val="en-US"/>
+        </w:rPr>
+      </w:pPr>
+      <w:r>
+        <w:rPr>
+          <w:rFonts w:ascii="Times New Roman" w:hAnsi="Times New Roman" w:cs="Times New Roman"/>
+          <w:sz w:val="28"/>
+          <w:szCs w:val="28"/>
+          <w:lang w:val="en-US"/>
+        </w:rPr>
+        <w:t>print(*</w:t>
+      </w:r>
+      <w:proofErr w:type="spellStart"/>
+      <w:r>
+        <w:rPr>
+          <w:rFonts w:ascii="Times New Roman" w:hAnsi="Times New Roman" w:cs="Times New Roman"/>
+          <w:sz w:val="28"/>
+          <w:szCs w:val="28"/>
+          <w:lang w:val="en-US"/>
+        </w:rPr>
+        <w:t>arra</w:t>
+      </w:r>
+      <w:proofErr w:type="spellEnd"/>
+      <w:r>
+        <w:rPr>
+          <w:rFonts w:ascii="Times New Roman" w:hAnsi="Times New Roman" w:cs="Times New Roman"/>
+          <w:sz w:val="28"/>
+          <w:szCs w:val="28"/>
+          <w:lang w:val="en-US"/>
+        </w:rPr>
+        <w:t>)</w:t>
       </w:r>
     </w:p>
     <w:p>
@@ -135,6 +223,7 @@
           <w:rFonts w:ascii="Times New Roman" w:hAnsi="Times New Roman" w:cs="Times New Roman"/>
           <w:sz w:val="28"/>
           <w:szCs w:val="28"/>
+          <w:lang w:val="en-US"/>
         </w:rPr>
       </w:pPr>
       <w:r>
@@ -152,32 +241,29 @@
           <w:rFonts w:ascii="Times New Roman" w:hAnsi="Times New Roman" w:cs="Times New Roman"/>
           <w:sz w:val="28"/>
           <w:szCs w:val="28"/>
-        </w:rPr>
-      </w:pPr>
-      <w:r>
-        <w:rPr>
-          <w:rFonts w:ascii="Times New Roman" w:hAnsi="Times New Roman" w:cs="Times New Roman"/>
-          <w:sz w:val="28"/>
-          <w:szCs w:val="28"/>
-        </w:rPr>
-        <w:pict w14:anchorId="6D05F1B6">
-          <v:rect id="_x0000_i1026" style="width:0;height:1.5pt" o:hralign="center" o:hrstd="t" o:hr="t" fillcolor="#a0a0a0" stroked="f"/>
-        </w:pict>
-      </w:r>
-    </w:p>
-    <w:p>
-      <w:pPr>
-        <w:rPr>
-          <w:rFonts w:ascii="Times New Roman" w:hAnsi="Times New Roman" w:cs="Times New Roman"/>
-          <w:sz w:val="28"/>
-          <w:szCs w:val="28"/>
-        </w:rPr>
-      </w:pPr>
-      <w:r>
-        <w:rPr>
-          <w:rFonts w:ascii="Times New Roman" w:hAnsi="Times New Roman" w:cs="Times New Roman"/>
-          <w:sz w:val="28"/>
-          <w:szCs w:val="28"/>
+          <w:lang w:val="en-US"/>
+        </w:rPr>
+      </w:pPr>
+    </w:p>
+    <w:p>
+      <w:pPr>
+        <w:rPr>
+          <w:rFonts w:ascii="Times New Roman" w:hAnsi="Times New Roman" w:cs="Times New Roman"/>
+          <w:b/>
+          <w:bCs/>
+          <w:sz w:val="28"/>
+          <w:szCs w:val="28"/>
+          <w:lang w:val="en-US"/>
+        </w:rPr>
+      </w:pPr>
+      <w:r>
+        <w:rPr>
+          <w:rFonts w:ascii="Times New Roman" w:hAnsi="Times New Roman" w:cs="Times New Roman"/>
+          <w:b/>
+          <w:bCs/>
+          <w:sz w:val="28"/>
+          <w:szCs w:val="28"/>
+          <w:lang w:val="en-US"/>
         </w:rPr>
         <w:t>B - Summation</w:t>
       </w:r>
@@ -188,34 +274,85 @@
           <w:rFonts w:ascii="Times New Roman" w:hAnsi="Times New Roman" w:cs="Times New Roman"/>
           <w:sz w:val="28"/>
           <w:szCs w:val="28"/>
-        </w:rPr>
-      </w:pPr>
-      <w:r>
-        <w:rPr>
-          <w:rFonts w:ascii="Times New Roman" w:hAnsi="Times New Roman" w:cs="Times New Roman"/>
-          <w:sz w:val="28"/>
-          <w:szCs w:val="28"/>
-        </w:rPr>
-        <w:pict w14:anchorId="1816D186">
-          <v:rect id="_x0000_i1027" style="width:0;height:1.5pt" o:hralign="center" o:hrstd="t" o:hr="t" fillcolor="#a0a0a0" stroked="f"/>
-        </w:pict>
-      </w:r>
-    </w:p>
-    <w:p>
-      <w:pPr>
-        <w:rPr>
-          <w:rFonts w:ascii="Times New Roman" w:hAnsi="Times New Roman" w:cs="Times New Roman"/>
-          <w:sz w:val="28"/>
-          <w:szCs w:val="28"/>
-        </w:rPr>
-      </w:pPr>
-      <w:r>
-        <w:rPr>
-          <w:rFonts w:ascii="Times New Roman" w:hAnsi="Times New Roman" w:cs="Times New Roman"/>
-          <w:sz w:val="28"/>
-          <w:szCs w:val="28"/>
-        </w:rPr>
-        <w:t>[ ]</w:t>
+          <w:lang w:val="en-US"/>
+        </w:rPr>
+      </w:pPr>
+    </w:p>
+    <w:p>
+      <w:pPr>
+        <w:rPr>
+          <w:rFonts w:ascii="Times New Roman" w:hAnsi="Times New Roman" w:cs="Times New Roman"/>
+          <w:sz w:val="28"/>
+          <w:szCs w:val="28"/>
+          <w:lang w:val="en-US"/>
+        </w:rPr>
+      </w:pPr>
+      <w:r>
+        <w:rPr>
+          <w:rFonts w:ascii="Times New Roman" w:hAnsi="Times New Roman" w:cs="Times New Roman"/>
+          <w:sz w:val="28"/>
+          <w:szCs w:val="28"/>
+          <w:lang w:val="en-US"/>
+        </w:rPr>
+        <w:t>n1=int(input())</w:t>
+      </w:r>
+    </w:p>
+    <w:p>
+      <w:pPr>
+        <w:rPr>
+          <w:rFonts w:ascii="Times New Roman" w:hAnsi="Times New Roman" w:cs="Times New Roman"/>
+          <w:sz w:val="28"/>
+          <w:szCs w:val="28"/>
+          <w:lang w:val="en-US"/>
+        </w:rPr>
+      </w:pPr>
+      <w:r>
+        <w:rPr>
+          <w:rFonts w:ascii="Times New Roman" w:hAnsi="Times New Roman" w:cs="Times New Roman"/>
+          <w:sz w:val="28"/>
+          <w:szCs w:val="28"/>
+          <w:lang w:val="en-US"/>
+        </w:rPr>
+        <w:t>arra1=list(map(</w:t>
+      </w:r>
+      <w:proofErr w:type="spellStart"/>
+      <w:r>
+        <w:rPr>
+          <w:rFonts w:ascii="Times New Roman" w:hAnsi="Times New Roman" w:cs="Times New Roman"/>
+          <w:sz w:val="28"/>
+          <w:szCs w:val="28"/>
+          <w:lang w:val="en-US"/>
+        </w:rPr>
+        <w:t>int,input</w:t>
+      </w:r>
+      <w:proofErr w:type="spellEnd"/>
+      <w:r>
+        <w:rPr>
+          <w:rFonts w:ascii="Times New Roman" w:hAnsi="Times New Roman" w:cs="Times New Roman"/>
+          <w:sz w:val="28"/>
+          <w:szCs w:val="28"/>
+          <w:lang w:val="en-US"/>
+        </w:rPr>
+        <w:t>().split()))</w:t>
+      </w:r>
+    </w:p>
+    <w:p>
+      <w:pPr>
+        <w:rPr>
+          <w:rFonts w:ascii="Times New Roman" w:hAnsi="Times New Roman" w:cs="Times New Roman"/>
+          <w:sz w:val="28"/>
+          <w:szCs w:val="28"/>
+          <w:lang w:val="en-US"/>
+        </w:rPr>
+      </w:pPr>
+      <w:r>
+        <w:rPr>
+          <w:rFonts w:ascii="Times New Roman" w:hAnsi="Times New Roman" w:cs="Times New Roman"/>
+          <w:sz w:val="28"/>
+          <w:szCs w:val="28"/>
+          <w:lang w:val="en-US"/>
+        </w:rPr>
+        <w:t>print(sum(arra1))</w:t>
       </w:r>
     </w:p>
     <w:p>
@@ -258,6 +395,7 @@
           <w:rFonts w:ascii="Times New Roman" w:hAnsi="Times New Roman" w:cs="Times New Roman"/>
           <w:sz w:val="28"/>
           <w:szCs w:val="28"/>
+          <w:lang w:val="en-US"/>
         </w:rPr>
       </w:pPr>
       <w:r>
@@ -273,122 +411,82 @@
       <w:pPr>
         <w:rPr>
           <w:rFonts w:ascii="Times New Roman" w:hAnsi="Times New Roman" w:cs="Times New Roman"/>
-          <w:sz w:val="28"/>
-          <w:szCs w:val="28"/>
-        </w:rPr>
-      </w:pPr>
-      <w:r>
-        <w:rPr>
-          <w:rFonts w:ascii="Times New Roman" w:hAnsi="Times New Roman" w:cs="Times New Roman"/>
-          <w:sz w:val="28"/>
-          <w:szCs w:val="28"/>
-        </w:rPr>
-        <w:pict w14:anchorId="3E70C5A4">
-          <v:rect id="_x0000_i1028" style="width:0;height:1.5pt" o:hralign="center" o:hrstd="t" o:hr="t" fillcolor="#a0a0a0" stroked="f"/>
-        </w:pict>
-      </w:r>
-    </w:p>
-    <w:p>
-      <w:pPr>
-        <w:rPr>
-          <w:rFonts w:ascii="Times New Roman" w:hAnsi="Times New Roman" w:cs="Times New Roman"/>
-          <w:sz w:val="28"/>
-          <w:szCs w:val="28"/>
-        </w:rPr>
-      </w:pPr>
-      <w:r>
-        <w:rPr>
-          <w:rFonts w:ascii="Times New Roman" w:hAnsi="Times New Roman" w:cs="Times New Roman"/>
-          <w:sz w:val="28"/>
-          <w:szCs w:val="28"/>
-        </w:rPr>
-        <w:t xml:space="preserve">C - Search with </w:t>
-      </w:r>
-      <w:proofErr w:type="gramStart"/>
-      <w:r>
-        <w:rPr>
-          <w:rFonts w:ascii="Times New Roman" w:hAnsi="Times New Roman" w:cs="Times New Roman"/>
-          <w:sz w:val="28"/>
-          <w:szCs w:val="28"/>
-        </w:rPr>
-        <w:t>cops</w:t>
-      </w:r>
-      <w:proofErr w:type="gramEnd"/>
-      <w:r>
-        <w:rPr>
-          <w:rFonts w:ascii="Times New Roman" w:hAnsi="Times New Roman" w:cs="Times New Roman"/>
-          <w:sz w:val="28"/>
-          <w:szCs w:val="28"/>
-        </w:rPr>
-        <w:t xml:space="preserve"> part 2</w:t>
-      </w:r>
-    </w:p>
-    <w:p>
-      <w:pPr>
-        <w:rPr>
-          <w:rFonts w:ascii="Times New Roman" w:hAnsi="Times New Roman" w:cs="Times New Roman"/>
-          <w:sz w:val="28"/>
-          <w:szCs w:val="28"/>
-        </w:rPr>
-      </w:pPr>
-      <w:r>
-        <w:rPr>
-          <w:rFonts w:ascii="Times New Roman" w:hAnsi="Times New Roman" w:cs="Times New Roman"/>
-          <w:sz w:val="28"/>
-          <w:szCs w:val="28"/>
-        </w:rPr>
-        <w:pict w14:anchorId="075AF4C1">
-          <v:rect id="_x0000_i1029" style="width:0;height:1.5pt" o:hralign="center" o:hrstd="t" o:hr="t" fillcolor="#a0a0a0" stroked="f"/>
-        </w:pict>
-      </w:r>
-    </w:p>
-    <w:p>
-      <w:pPr>
-        <w:rPr>
-          <w:rFonts w:ascii="Times New Roman" w:hAnsi="Times New Roman" w:cs="Times New Roman"/>
-          <w:sz w:val="28"/>
-          <w:szCs w:val="28"/>
-        </w:rPr>
-      </w:pPr>
-      <w:r>
-        <w:rPr>
-          <w:rFonts w:ascii="Times New Roman" w:hAnsi="Times New Roman" w:cs="Times New Roman"/>
-          <w:sz w:val="28"/>
-          <w:szCs w:val="28"/>
-        </w:rPr>
-        <w:t>[ ]</w:t>
-      </w:r>
-    </w:p>
-    <w:p>
-      <w:pPr>
-        <w:rPr>
-          <w:rFonts w:ascii="Times New Roman" w:hAnsi="Times New Roman" w:cs="Times New Roman"/>
-          <w:sz w:val="28"/>
-          <w:szCs w:val="28"/>
-        </w:rPr>
-      </w:pPr>
-      <w:r>
-        <w:rPr>
-          <w:rFonts w:ascii="Times New Roman" w:hAnsi="Times New Roman" w:cs="Times New Roman"/>
-          <w:sz w:val="28"/>
-          <w:szCs w:val="28"/>
+          <w:b/>
+          <w:bCs/>
+          <w:sz w:val="28"/>
+          <w:szCs w:val="28"/>
+          <w:lang w:val="en-US"/>
+        </w:rPr>
+      </w:pPr>
+    </w:p>
+    <w:p>
+      <w:pPr>
+        <w:rPr>
+          <w:rFonts w:ascii="Times New Roman" w:hAnsi="Times New Roman" w:cs="Times New Roman"/>
+          <w:b/>
+          <w:bCs/>
+          <w:sz w:val="28"/>
+          <w:szCs w:val="28"/>
+          <w:lang w:val="en-US"/>
+        </w:rPr>
+      </w:pPr>
+      <w:r>
+        <w:rPr>
+          <w:rFonts w:ascii="Times New Roman" w:hAnsi="Times New Roman" w:cs="Times New Roman"/>
+          <w:b/>
+          <w:bCs/>
+          <w:sz w:val="28"/>
+          <w:szCs w:val="28"/>
+          <w:lang w:val="en-US"/>
+        </w:rPr>
+        <w:t>C - Search with cops part 2</w:t>
+      </w:r>
+    </w:p>
+    <w:p>
+      <w:pPr>
+        <w:rPr>
+          <w:rFonts w:ascii="Times New Roman" w:hAnsi="Times New Roman" w:cs="Times New Roman"/>
+          <w:sz w:val="28"/>
+          <w:szCs w:val="28"/>
+          <w:lang w:val="en-US"/>
+        </w:rPr>
+      </w:pPr>
+    </w:p>
+    <w:p>
+      <w:pPr>
+        <w:rPr>
+          <w:rFonts w:ascii="Times New Roman" w:hAnsi="Times New Roman" w:cs="Times New Roman"/>
+          <w:sz w:val="28"/>
+          <w:szCs w:val="28"/>
+          <w:lang w:val="en-US"/>
+        </w:rPr>
+      </w:pPr>
+      <w:r>
+        <w:rPr>
+          <w:rFonts w:ascii="Times New Roman" w:hAnsi="Times New Roman" w:cs="Times New Roman"/>
+          <w:sz w:val="28"/>
+          <w:szCs w:val="28"/>
+          <w:lang w:val="en-US"/>
         </w:rPr>
         <w:t>a=int(input())</w:t>
       </w:r>
-      <w:r>
-        <w:rPr>
-          <w:rFonts w:ascii="Times New Roman" w:hAnsi="Times New Roman" w:cs="Times New Roman"/>
-          <w:sz w:val="28"/>
-          <w:szCs w:val="28"/>
-        </w:rPr>
-        <w:br/>
-      </w:r>
+    </w:p>
+    <w:p>
+      <w:pPr>
+        <w:rPr>
+          <w:rFonts w:ascii="Times New Roman" w:hAnsi="Times New Roman" w:cs="Times New Roman"/>
+          <w:sz w:val="28"/>
+          <w:szCs w:val="28"/>
+          <w:lang w:val="en-US"/>
+        </w:rPr>
+      </w:pPr>
       <w:proofErr w:type="spellStart"/>
       <w:r>
         <w:rPr>
           <w:rFonts w:ascii="Times New Roman" w:hAnsi="Times New Roman" w:cs="Times New Roman"/>
           <w:sz w:val="28"/>
           <w:szCs w:val="28"/>
+          <w:lang w:val="en-US"/>
         </w:rPr>
         <w:t>arr</w:t>
       </w:r>
@@ -398,82 +496,67 @@
           <w:rFonts w:ascii="Times New Roman" w:hAnsi="Times New Roman" w:cs="Times New Roman"/>
           <w:sz w:val="28"/>
           <w:szCs w:val="28"/>
+          <w:lang w:val="en-US"/>
         </w:rPr>
         <w:t>=list(map(</w:t>
       </w:r>
       <w:proofErr w:type="spellStart"/>
-      <w:proofErr w:type="gramStart"/>
-      <w:r>
-        <w:rPr>
-          <w:rFonts w:ascii="Times New Roman" w:hAnsi="Times New Roman" w:cs="Times New Roman"/>
-          <w:sz w:val="28"/>
-          <w:szCs w:val="28"/>
+      <w:r>
+        <w:rPr>
+          <w:rFonts w:ascii="Times New Roman" w:hAnsi="Times New Roman" w:cs="Times New Roman"/>
+          <w:sz w:val="28"/>
+          <w:szCs w:val="28"/>
+          <w:lang w:val="en-US"/>
         </w:rPr>
         <w:t>int,input</w:t>
       </w:r>
       <w:proofErr w:type="spellEnd"/>
-      <w:proofErr w:type="gramEnd"/>
-      <w:r>
-        <w:rPr>
-          <w:rFonts w:ascii="Times New Roman" w:hAnsi="Times New Roman" w:cs="Times New Roman"/>
-          <w:sz w:val="28"/>
-          <w:szCs w:val="28"/>
-        </w:rPr>
-        <w:t>(</w:t>
-      </w:r>
-      <w:proofErr w:type="gramStart"/>
-      <w:r>
-        <w:rPr>
-          <w:rFonts w:ascii="Times New Roman" w:hAnsi="Times New Roman" w:cs="Times New Roman"/>
-          <w:sz w:val="28"/>
-          <w:szCs w:val="28"/>
-        </w:rPr>
-        <w:t>).split</w:t>
-      </w:r>
-      <w:proofErr w:type="gramEnd"/>
-      <w:r>
-        <w:rPr>
-          <w:rFonts w:ascii="Times New Roman" w:hAnsi="Times New Roman" w:cs="Times New Roman"/>
-          <w:sz w:val="28"/>
-          <w:szCs w:val="28"/>
-        </w:rPr>
-        <w:t>()))</w:t>
-      </w:r>
-      <w:r>
-        <w:rPr>
-          <w:rFonts w:ascii="Times New Roman" w:hAnsi="Times New Roman" w:cs="Times New Roman"/>
-          <w:sz w:val="28"/>
-          <w:szCs w:val="28"/>
-        </w:rPr>
-        <w:br/>
-        <w:t>x=int(</w:t>
-      </w:r>
-      <w:proofErr w:type="gramStart"/>
-      <w:r>
-        <w:rPr>
-          <w:rFonts w:ascii="Times New Roman" w:hAnsi="Times New Roman" w:cs="Times New Roman"/>
-          <w:sz w:val="28"/>
-          <w:szCs w:val="28"/>
-        </w:rPr>
-        <w:t>input(</w:t>
-      </w:r>
-      <w:proofErr w:type="gramEnd"/>
-      <w:r>
-        <w:rPr>
-          <w:rFonts w:ascii="Times New Roman" w:hAnsi="Times New Roman" w:cs="Times New Roman"/>
-          <w:sz w:val="28"/>
-          <w:szCs w:val="28"/>
-        </w:rPr>
-        <w:t>))</w:t>
-      </w:r>
-      <w:r>
-        <w:rPr>
-          <w:rFonts w:ascii="Times New Roman" w:hAnsi="Times New Roman" w:cs="Times New Roman"/>
-          <w:sz w:val="28"/>
-          <w:szCs w:val="28"/>
-        </w:rPr>
-        <w:br/>
-        <w:t>if x in </w:t>
+      <w:r>
+        <w:rPr>
+          <w:rFonts w:ascii="Times New Roman" w:hAnsi="Times New Roman" w:cs="Times New Roman"/>
+          <w:sz w:val="28"/>
+          <w:szCs w:val="28"/>
+          <w:lang w:val="en-US"/>
+        </w:rPr>
+        <w:t>().split()))</w:t>
+      </w:r>
+    </w:p>
+    <w:p>
+      <w:pPr>
+        <w:rPr>
+          <w:rFonts w:ascii="Times New Roman" w:hAnsi="Times New Roman" w:cs="Times New Roman"/>
+          <w:sz w:val="28"/>
+          <w:szCs w:val="28"/>
+          <w:lang w:val="en-US"/>
+        </w:rPr>
+      </w:pPr>
+      <w:r>
+        <w:rPr>
+          <w:rFonts w:ascii="Times New Roman" w:hAnsi="Times New Roman" w:cs="Times New Roman"/>
+          <w:sz w:val="28"/>
+          <w:szCs w:val="28"/>
+          <w:lang w:val="en-US"/>
+        </w:rPr>
+        <w:t>x=int(input())</w:t>
+      </w:r>
+    </w:p>
+    <w:p>
+      <w:pPr>
+        <w:rPr>
+          <w:rFonts w:ascii="Times New Roman" w:hAnsi="Times New Roman" w:cs="Times New Roman"/>
+          <w:sz w:val="28"/>
+          <w:szCs w:val="28"/>
+          <w:lang w:val="en-US"/>
+        </w:rPr>
+      </w:pPr>
+      <w:r>
+        <w:rPr>
+          <w:rFonts w:ascii="Times New Roman" w:hAnsi="Times New Roman" w:cs="Times New Roman"/>
+          <w:sz w:val="28"/>
+          <w:szCs w:val="28"/>
+          <w:lang w:val="en-US"/>
+        </w:rPr>
+        <w:t xml:space="preserve">if x in </w:t>
       </w:r>
       <w:proofErr w:type="spellStart"/>
       <w:r>
@@ -481,6 +564,7 @@
           <w:rFonts w:ascii="Times New Roman" w:hAnsi="Times New Roman" w:cs="Times New Roman"/>
           <w:sz w:val="28"/>
           <w:szCs w:val="28"/>
+          <w:lang w:val="en-US"/>
         </w:rPr>
         <w:t>arr</w:t>
       </w:r>
@@ -490,51 +574,83 @@
           <w:rFonts w:ascii="Times New Roman" w:hAnsi="Times New Roman" w:cs="Times New Roman"/>
           <w:sz w:val="28"/>
           <w:szCs w:val="28"/>
+          <w:lang w:val="en-US"/>
         </w:rPr>
         <w:t>:</w:t>
       </w:r>
-      <w:r>
-        <w:rPr>
-          <w:rFonts w:ascii="Times New Roman" w:hAnsi="Times New Roman" w:cs="Times New Roman"/>
-          <w:sz w:val="28"/>
-          <w:szCs w:val="28"/>
-        </w:rPr>
-        <w:br/>
-        <w:t>  print("YES")</w:t>
-      </w:r>
-      <w:r>
-        <w:rPr>
-          <w:rFonts w:ascii="Times New Roman" w:hAnsi="Times New Roman" w:cs="Times New Roman"/>
-          <w:sz w:val="28"/>
-          <w:szCs w:val="28"/>
-        </w:rPr>
-        <w:br/>
+    </w:p>
+    <w:p>
+      <w:pPr>
+        <w:rPr>
+          <w:rFonts w:ascii="Times New Roman" w:hAnsi="Times New Roman" w:cs="Times New Roman"/>
+          <w:sz w:val="28"/>
+          <w:szCs w:val="28"/>
+          <w:lang w:val="en-US"/>
+        </w:rPr>
+      </w:pPr>
+      <w:r>
+        <w:rPr>
+          <w:rFonts w:ascii="Times New Roman" w:hAnsi="Times New Roman" w:cs="Times New Roman"/>
+          <w:sz w:val="28"/>
+          <w:szCs w:val="28"/>
+          <w:lang w:val="en-US"/>
+        </w:rPr>
+        <w:t xml:space="preserve">  print("YES")</w:t>
+      </w:r>
+    </w:p>
+    <w:p>
+      <w:pPr>
+        <w:rPr>
+          <w:rFonts w:ascii="Times New Roman" w:hAnsi="Times New Roman" w:cs="Times New Roman"/>
+          <w:sz w:val="28"/>
+          <w:szCs w:val="28"/>
+          <w:lang w:val="en-US"/>
+        </w:rPr>
+      </w:pPr>
+      <w:r>
+        <w:rPr>
+          <w:rFonts w:ascii="Times New Roman" w:hAnsi="Times New Roman" w:cs="Times New Roman"/>
+          <w:sz w:val="28"/>
+          <w:szCs w:val="28"/>
+          <w:lang w:val="en-US"/>
+        </w:rPr>
         <w:t>else:</w:t>
       </w:r>
-      <w:r>
-        <w:rPr>
-          <w:rFonts w:ascii="Times New Roman" w:hAnsi="Times New Roman" w:cs="Times New Roman"/>
-          <w:sz w:val="28"/>
-          <w:szCs w:val="28"/>
-        </w:rPr>
-        <w:br/>
-        <w:t>  print("NO")</w:t>
-      </w:r>
-    </w:p>
-    <w:p>
-      <w:pPr>
-        <w:rPr>
-          <w:rFonts w:ascii="Times New Roman" w:hAnsi="Times New Roman" w:cs="Times New Roman"/>
-          <w:sz w:val="28"/>
-          <w:szCs w:val="28"/>
-        </w:rPr>
-      </w:pPr>
-      <w:r>
-        <w:rPr>
-          <w:rFonts w:ascii="Times New Roman" w:hAnsi="Times New Roman" w:cs="Times New Roman"/>
-          <w:sz w:val="28"/>
-          <w:szCs w:val="28"/>
-        </w:rPr>
+    </w:p>
+    <w:p>
+      <w:pPr>
+        <w:rPr>
+          <w:rFonts w:ascii="Times New Roman" w:hAnsi="Times New Roman" w:cs="Times New Roman"/>
+          <w:sz w:val="28"/>
+          <w:szCs w:val="28"/>
+          <w:lang w:val="en-US"/>
+        </w:rPr>
+      </w:pPr>
+      <w:r>
+        <w:rPr>
+          <w:rFonts w:ascii="Times New Roman" w:hAnsi="Times New Roman" w:cs="Times New Roman"/>
+          <w:sz w:val="28"/>
+          <w:szCs w:val="28"/>
+          <w:lang w:val="en-US"/>
+        </w:rPr>
+        <w:t xml:space="preserve">  print("NO")</w:t>
+      </w:r>
+    </w:p>
+    <w:p>
+      <w:pPr>
+        <w:rPr>
+          <w:rFonts w:ascii="Times New Roman" w:hAnsi="Times New Roman" w:cs="Times New Roman"/>
+          <w:sz w:val="28"/>
+          <w:szCs w:val="28"/>
+        </w:rPr>
+      </w:pPr>
+      <w:r>
+        <w:rPr>
+          <w:rFonts w:ascii="Times New Roman" w:hAnsi="Times New Roman" w:cs="Times New Roman"/>
+          <w:sz w:val="28"/>
+          <w:szCs w:val="28"/>
+        </w:rPr>
+        <w:lastRenderedPageBreak/>
         <w:t>4</w:t>
       </w:r>
     </w:p>
@@ -578,6 +694,7 @@
           <w:rFonts w:ascii="Times New Roman" w:hAnsi="Times New Roman" w:cs="Times New Roman"/>
           <w:sz w:val="28"/>
           <w:szCs w:val="28"/>
+          <w:lang w:val="en-US"/>
         </w:rPr>
       </w:pPr>
       <w:r>
@@ -593,244 +710,676 @@
       <w:pPr>
         <w:rPr>
           <w:rFonts w:ascii="Times New Roman" w:hAnsi="Times New Roman" w:cs="Times New Roman"/>
-          <w:sz w:val="28"/>
-          <w:szCs w:val="28"/>
-        </w:rPr>
-      </w:pPr>
-      <w:r>
-        <w:rPr>
-          <w:rFonts w:ascii="Times New Roman" w:hAnsi="Times New Roman" w:cs="Times New Roman"/>
-          <w:sz w:val="28"/>
-          <w:szCs w:val="28"/>
-        </w:rPr>
-        <w:pict w14:anchorId="476C513A">
-          <v:rect id="_x0000_i1030" style="width:0;height:1.5pt" o:hralign="center" o:hrstd="t" o:hr="t" fillcolor="#a0a0a0" stroked="f"/>
-        </w:pict>
-      </w:r>
-    </w:p>
-    <w:p>
-      <w:pPr>
-        <w:rPr>
-          <w:rFonts w:ascii="Times New Roman" w:hAnsi="Times New Roman" w:cs="Times New Roman"/>
-          <w:sz w:val="28"/>
-          <w:szCs w:val="28"/>
-        </w:rPr>
-      </w:pPr>
-      <w:r>
-        <w:rPr>
-          <w:rFonts w:ascii="Times New Roman" w:hAnsi="Times New Roman" w:cs="Times New Roman"/>
-          <w:sz w:val="28"/>
-          <w:szCs w:val="28"/>
+          <w:b/>
+          <w:bCs/>
+          <w:sz w:val="28"/>
+          <w:szCs w:val="28"/>
+          <w:lang w:val="en-US"/>
+        </w:rPr>
+      </w:pPr>
+      <w:r>
+        <w:rPr>
+          <w:rFonts w:ascii="Times New Roman" w:hAnsi="Times New Roman" w:cs="Times New Roman"/>
+          <w:b/>
+          <w:bCs/>
+          <w:sz w:val="28"/>
+          <w:szCs w:val="28"/>
+          <w:lang w:val="en-US"/>
+        </w:rPr>
+        <w:t>D - Max one</w:t>
+      </w:r>
+    </w:p>
+    <w:p>
+      <w:pPr>
+        <w:rPr>
+          <w:rFonts w:ascii="Times New Roman" w:hAnsi="Times New Roman" w:cs="Times New Roman"/>
+          <w:sz w:val="28"/>
+          <w:szCs w:val="28"/>
+          <w:lang w:val="en-US"/>
+        </w:rPr>
+      </w:pPr>
+    </w:p>
+    <w:p>
+      <w:pPr>
+        <w:rPr>
+          <w:rFonts w:ascii="Times New Roman" w:hAnsi="Times New Roman" w:cs="Times New Roman"/>
+          <w:sz w:val="28"/>
+          <w:szCs w:val="28"/>
+          <w:lang w:val="en-US"/>
+        </w:rPr>
+      </w:pPr>
+      <w:r>
+        <w:rPr>
+          <w:rFonts w:ascii="Times New Roman" w:hAnsi="Times New Roman" w:cs="Times New Roman"/>
+          <w:sz w:val="28"/>
+          <w:szCs w:val="28"/>
+          <w:lang w:val="en-US"/>
+        </w:rPr>
+        <w:t>a=int(input())</w:t>
+      </w:r>
+    </w:p>
+    <w:p>
+      <w:pPr>
+        <w:rPr>
+          <w:rFonts w:ascii="Times New Roman" w:hAnsi="Times New Roman" w:cs="Times New Roman"/>
+          <w:sz w:val="28"/>
+          <w:szCs w:val="28"/>
+          <w:lang w:val="en-US"/>
+        </w:rPr>
+      </w:pPr>
+      <w:proofErr w:type="spellStart"/>
+      <w:r>
+        <w:rPr>
+          <w:rFonts w:ascii="Times New Roman" w:hAnsi="Times New Roman" w:cs="Times New Roman"/>
+          <w:sz w:val="28"/>
+          <w:szCs w:val="28"/>
+          <w:lang w:val="en-US"/>
+        </w:rPr>
+        <w:t>arr</w:t>
+      </w:r>
+      <w:proofErr w:type="spellEnd"/>
+      <w:r>
+        <w:rPr>
+          <w:rFonts w:ascii="Times New Roman" w:hAnsi="Times New Roman" w:cs="Times New Roman"/>
+          <w:sz w:val="28"/>
+          <w:szCs w:val="28"/>
+          <w:lang w:val="en-US"/>
+        </w:rPr>
+        <w:t>=list(map(</w:t>
+      </w:r>
+      <w:proofErr w:type="spellStart"/>
+      <w:r>
+        <w:rPr>
+          <w:rFonts w:ascii="Times New Roman" w:hAnsi="Times New Roman" w:cs="Times New Roman"/>
+          <w:sz w:val="28"/>
+          <w:szCs w:val="28"/>
+          <w:lang w:val="en-US"/>
+        </w:rPr>
+        <w:t>int,input</w:t>
+      </w:r>
+      <w:proofErr w:type="spellEnd"/>
+      <w:r>
+        <w:rPr>
+          <w:rFonts w:ascii="Times New Roman" w:hAnsi="Times New Roman" w:cs="Times New Roman"/>
+          <w:sz w:val="28"/>
+          <w:szCs w:val="28"/>
+          <w:lang w:val="en-US"/>
+        </w:rPr>
+        <w:t>().split()))</w:t>
+      </w:r>
+    </w:p>
+    <w:p>
+      <w:pPr>
+        <w:rPr>
+          <w:rFonts w:ascii="Times New Roman" w:hAnsi="Times New Roman" w:cs="Times New Roman"/>
+          <w:sz w:val="28"/>
+          <w:szCs w:val="28"/>
+          <w:lang w:val="en-US"/>
+        </w:rPr>
+      </w:pPr>
+      <w:r>
+        <w:rPr>
+          <w:rFonts w:ascii="Times New Roman" w:hAnsi="Times New Roman" w:cs="Times New Roman"/>
+          <w:sz w:val="28"/>
+          <w:szCs w:val="28"/>
+          <w:lang w:val="en-US"/>
+        </w:rPr>
+        <w:t>print(</w:t>
+      </w:r>
+      <w:proofErr w:type="spellStart"/>
+      <w:r>
+        <w:rPr>
+          <w:rFonts w:ascii="Times New Roman" w:hAnsi="Times New Roman" w:cs="Times New Roman"/>
+          <w:sz w:val="28"/>
+          <w:szCs w:val="28"/>
+          <w:lang w:val="en-US"/>
+        </w:rPr>
+        <w:t>arr.index</w:t>
+      </w:r>
+      <w:proofErr w:type="spellEnd"/>
+      <w:r>
+        <w:rPr>
+          <w:rFonts w:ascii="Times New Roman" w:hAnsi="Times New Roman" w:cs="Times New Roman"/>
+          <w:sz w:val="28"/>
+          <w:szCs w:val="28"/>
+          <w:lang w:val="en-US"/>
+        </w:rPr>
+        <w:t>(max(</w:t>
+      </w:r>
+      <w:proofErr w:type="spellStart"/>
+      <w:r>
+        <w:rPr>
+          <w:rFonts w:ascii="Times New Roman" w:hAnsi="Times New Roman" w:cs="Times New Roman"/>
+          <w:sz w:val="28"/>
+          <w:szCs w:val="28"/>
+          <w:lang w:val="en-US"/>
+        </w:rPr>
+        <w:t>arr</w:t>
+      </w:r>
+      <w:proofErr w:type="spellEnd"/>
+      <w:r>
+        <w:rPr>
+          <w:rFonts w:ascii="Times New Roman" w:hAnsi="Times New Roman" w:cs="Times New Roman"/>
+          <w:sz w:val="28"/>
+          <w:szCs w:val="28"/>
+          <w:lang w:val="en-US"/>
+        </w:rPr>
+        <w:t>)))</w:t>
+      </w:r>
+    </w:p>
+    <w:p>
+      <w:pPr>
+        <w:rPr>
+          <w:rFonts w:ascii="Times New Roman" w:hAnsi="Times New Roman" w:cs="Times New Roman"/>
+          <w:sz w:val="28"/>
+          <w:szCs w:val="28"/>
+          <w:lang w:val="en-US"/>
+        </w:rPr>
+      </w:pPr>
+    </w:p>
+    <w:p>
+      <w:pPr>
+        <w:rPr>
+          <w:rFonts w:ascii="Times New Roman" w:hAnsi="Times New Roman" w:cs="Times New Roman"/>
+          <w:sz w:val="28"/>
+          <w:szCs w:val="28"/>
+        </w:rPr>
+      </w:pPr>
+      <w:r>
+        <w:rPr>
+          <w:rFonts w:ascii="Times New Roman" w:hAnsi="Times New Roman" w:cs="Times New Roman"/>
+          <w:sz w:val="28"/>
+          <w:szCs w:val="28"/>
+        </w:rPr>
+        <w:t>4</w:t>
+      </w:r>
+    </w:p>
+    <w:p>
+      <w:pPr>
+        <w:rPr>
+          <w:rFonts w:ascii="Times New Roman" w:hAnsi="Times New Roman" w:cs="Times New Roman"/>
+          <w:sz w:val="28"/>
+          <w:szCs w:val="28"/>
+        </w:rPr>
+      </w:pPr>
+      <w:r>
+        <w:rPr>
+          <w:rFonts w:ascii="Times New Roman" w:hAnsi="Times New Roman" w:cs="Times New Roman"/>
+          <w:sz w:val="28"/>
+          <w:szCs w:val="28"/>
+        </w:rPr>
+        <w:t xml:space="preserve"> 4 5 6 9</w:t>
+      </w:r>
+    </w:p>
+    <w:p>
+      <w:pPr>
+        <w:rPr>
+          <w:rFonts w:ascii="Times New Roman" w:hAnsi="Times New Roman" w:cs="Times New Roman"/>
+          <w:sz w:val="28"/>
+          <w:szCs w:val="28"/>
+          <w:lang w:val="en-US"/>
+        </w:rPr>
+      </w:pPr>
+      <w:r>
+        <w:rPr>
+          <w:rFonts w:ascii="Times New Roman" w:hAnsi="Times New Roman" w:cs="Times New Roman"/>
+          <w:sz w:val="28"/>
+          <w:szCs w:val="28"/>
+        </w:rPr>
+        <w:t>3</w:t>
+      </w:r>
+    </w:p>
+    <w:p>
+      <w:pPr>
+        <w:rPr>
+          <w:rFonts w:ascii="Times New Roman" w:hAnsi="Times New Roman" w:cs="Times New Roman"/>
+          <w:sz w:val="28"/>
+          <w:szCs w:val="28"/>
+          <w:lang w:val="en-US"/>
+        </w:rPr>
+      </w:pPr>
+    </w:p>
+    <w:p>
+      <w:pPr>
+        <w:rPr>
+          <w:rFonts w:ascii="Times New Roman" w:hAnsi="Times New Roman" w:cs="Times New Roman"/>
+          <w:b/>
+          <w:bCs/>
+          <w:sz w:val="28"/>
+          <w:szCs w:val="28"/>
+          <w:lang w:val="en-US"/>
+        </w:rPr>
+      </w:pPr>
+      <w:r>
+        <w:rPr>
+          <w:rFonts w:ascii="Times New Roman" w:hAnsi="Times New Roman" w:cs="Times New Roman"/>
+          <w:b/>
+          <w:bCs/>
+          <w:sz w:val="28"/>
+          <w:szCs w:val="28"/>
+          <w:lang w:val="en-US"/>
+        </w:rPr>
+        <w:t>E - MIN array</w:t>
+      </w:r>
+    </w:p>
+    <w:p>
+      <w:pPr>
+        <w:rPr>
+          <w:rFonts w:ascii="Times New Roman" w:hAnsi="Times New Roman" w:cs="Times New Roman"/>
+          <w:sz w:val="28"/>
+          <w:szCs w:val="28"/>
+          <w:lang w:val="en-US"/>
+        </w:rPr>
+      </w:pPr>
+    </w:p>
+    <w:p>
+      <w:pPr>
+        <w:rPr>
+          <w:rFonts w:ascii="Times New Roman" w:hAnsi="Times New Roman" w:cs="Times New Roman"/>
+          <w:sz w:val="28"/>
+          <w:szCs w:val="28"/>
+          <w:lang w:val="en-US"/>
+        </w:rPr>
+      </w:pPr>
+      <w:r>
+        <w:rPr>
+          <w:rFonts w:ascii="Times New Roman" w:hAnsi="Times New Roman" w:cs="Times New Roman"/>
+          <w:sz w:val="28"/>
+          <w:szCs w:val="28"/>
+          <w:lang w:val="en-US"/>
+        </w:rPr>
+        <w:t>a=int(input())</w:t>
+      </w:r>
+    </w:p>
+    <w:p>
+      <w:pPr>
+        <w:rPr>
+          <w:rFonts w:ascii="Times New Roman" w:hAnsi="Times New Roman" w:cs="Times New Roman"/>
+          <w:sz w:val="28"/>
+          <w:szCs w:val="28"/>
+          <w:lang w:val="en-US"/>
+        </w:rPr>
+      </w:pPr>
+      <w:proofErr w:type="spellStart"/>
+      <w:r>
+        <w:rPr>
+          <w:rFonts w:ascii="Times New Roman" w:hAnsi="Times New Roman" w:cs="Times New Roman"/>
+          <w:sz w:val="28"/>
+          <w:szCs w:val="28"/>
+          <w:lang w:val="en-US"/>
+        </w:rPr>
+        <w:t>arr</w:t>
+      </w:r>
+      <w:proofErr w:type="spellEnd"/>
+      <w:r>
+        <w:rPr>
+          <w:rFonts w:ascii="Times New Roman" w:hAnsi="Times New Roman" w:cs="Times New Roman"/>
+          <w:sz w:val="28"/>
+          <w:szCs w:val="28"/>
+          <w:lang w:val="en-US"/>
+        </w:rPr>
+        <w:t>=list(map(</w:t>
+      </w:r>
+      <w:proofErr w:type="spellStart"/>
+      <w:r>
+        <w:rPr>
+          <w:rFonts w:ascii="Times New Roman" w:hAnsi="Times New Roman" w:cs="Times New Roman"/>
+          <w:sz w:val="28"/>
+          <w:szCs w:val="28"/>
+          <w:lang w:val="en-US"/>
+        </w:rPr>
+        <w:t>int,input</w:t>
+      </w:r>
+      <w:proofErr w:type="spellEnd"/>
+      <w:r>
+        <w:rPr>
+          <w:rFonts w:ascii="Times New Roman" w:hAnsi="Times New Roman" w:cs="Times New Roman"/>
+          <w:sz w:val="28"/>
+          <w:szCs w:val="28"/>
+          <w:lang w:val="en-US"/>
+        </w:rPr>
+        <w:t>().split()))</w:t>
+      </w:r>
+    </w:p>
+    <w:p>
+      <w:pPr>
+        <w:rPr>
+          <w:rFonts w:ascii="Times New Roman" w:hAnsi="Times New Roman" w:cs="Times New Roman"/>
+          <w:sz w:val="28"/>
+          <w:szCs w:val="28"/>
+          <w:lang w:val="en-US"/>
+        </w:rPr>
+      </w:pPr>
+      <w:r>
+        <w:rPr>
+          <w:rFonts w:ascii="Times New Roman" w:hAnsi="Times New Roman" w:cs="Times New Roman"/>
+          <w:sz w:val="28"/>
+          <w:szCs w:val="28"/>
+          <w:lang w:val="en-US"/>
+        </w:rPr>
+        <w:t>print(</w:t>
+      </w:r>
+      <w:proofErr w:type="spellStart"/>
+      <w:r>
+        <w:rPr>
+          <w:rFonts w:ascii="Times New Roman" w:hAnsi="Times New Roman" w:cs="Times New Roman"/>
+          <w:sz w:val="28"/>
+          <w:szCs w:val="28"/>
+          <w:lang w:val="en-US"/>
+        </w:rPr>
+        <w:t>arr.index</w:t>
+      </w:r>
+      <w:proofErr w:type="spellEnd"/>
+      <w:r>
+        <w:rPr>
+          <w:rFonts w:ascii="Times New Roman" w:hAnsi="Times New Roman" w:cs="Times New Roman"/>
+          <w:sz w:val="28"/>
+          <w:szCs w:val="28"/>
+          <w:lang w:val="en-US"/>
+        </w:rPr>
+        <w:t>(min(</w:t>
+      </w:r>
+      <w:proofErr w:type="spellStart"/>
+      <w:r>
+        <w:rPr>
+          <w:rFonts w:ascii="Times New Roman" w:hAnsi="Times New Roman" w:cs="Times New Roman"/>
+          <w:sz w:val="28"/>
+          <w:szCs w:val="28"/>
+          <w:lang w:val="en-US"/>
+        </w:rPr>
+        <w:t>arr</w:t>
+      </w:r>
+      <w:proofErr w:type="spellEnd"/>
+      <w:r>
+        <w:rPr>
+          <w:rFonts w:ascii="Times New Roman" w:hAnsi="Times New Roman" w:cs="Times New Roman"/>
+          <w:sz w:val="28"/>
+          <w:szCs w:val="28"/>
+          <w:lang w:val="en-US"/>
+        </w:rPr>
+        <w:t>)))</w:t>
+      </w:r>
+    </w:p>
+    <w:p>
+      <w:pPr>
+        <w:rPr>
+          <w:rFonts w:ascii="Times New Roman" w:hAnsi="Times New Roman" w:cs="Times New Roman"/>
+          <w:sz w:val="28"/>
+          <w:szCs w:val="28"/>
+        </w:rPr>
+      </w:pPr>
+      <w:r>
+        <w:rPr>
+          <w:rFonts w:ascii="Times New Roman" w:hAnsi="Times New Roman" w:cs="Times New Roman"/>
+          <w:sz w:val="28"/>
+          <w:szCs w:val="28"/>
+        </w:rPr>
+        <w:t>5</w:t>
+      </w:r>
+    </w:p>
+    <w:p>
+      <w:pPr>
+        <w:rPr>
+          <w:rFonts w:ascii="Times New Roman" w:hAnsi="Times New Roman" w:cs="Times New Roman"/>
+          <w:sz w:val="28"/>
+          <w:szCs w:val="28"/>
+        </w:rPr>
+      </w:pPr>
+      <w:r>
+        <w:rPr>
+          <w:rFonts w:ascii="Times New Roman" w:hAnsi="Times New Roman" w:cs="Times New Roman"/>
+          <w:sz w:val="28"/>
+          <w:szCs w:val="28"/>
+        </w:rPr>
+        <w:t>6 9 4 3 8</w:t>
+      </w:r>
+    </w:p>
+    <w:p>
+      <w:pPr>
+        <w:rPr>
+          <w:rFonts w:ascii="Times New Roman" w:hAnsi="Times New Roman" w:cs="Times New Roman"/>
+          <w:sz w:val="28"/>
+          <w:szCs w:val="28"/>
+          <w:lang w:val="en-US"/>
+        </w:rPr>
+      </w:pPr>
+      <w:r>
+        <w:rPr>
+          <w:rFonts w:ascii="Times New Roman" w:hAnsi="Times New Roman" w:cs="Times New Roman"/>
+          <w:sz w:val="28"/>
+          <w:szCs w:val="28"/>
+        </w:rPr>
+        <w:t>3</w:t>
+      </w:r>
+    </w:p>
+    <w:p>
+      <w:pPr>
+        <w:rPr>
+          <w:rFonts w:ascii="Times New Roman" w:hAnsi="Times New Roman" w:cs="Times New Roman"/>
+          <w:b/>
+          <w:bCs/>
+          <w:sz w:val="28"/>
+          <w:szCs w:val="28"/>
+          <w:lang w:val="en-US"/>
+        </w:rPr>
+      </w:pPr>
+      <w:r>
+        <w:rPr>
+          <w:rFonts w:ascii="Times New Roman" w:hAnsi="Times New Roman" w:cs="Times New Roman"/>
+          <w:b/>
+          <w:bCs/>
+          <w:sz w:val="28"/>
+          <w:szCs w:val="28"/>
+          <w:lang w:val="en-US"/>
+        </w:rPr>
+        <w:t>F - Palindrome!</w:t>
+      </w:r>
+    </w:p>
+    <w:p>
+      <w:pPr>
+        <w:rPr>
+          <w:rFonts w:ascii="Times New Roman" w:hAnsi="Times New Roman" w:cs="Times New Roman"/>
+          <w:sz w:val="28"/>
+          <w:szCs w:val="28"/>
+          <w:lang w:val="en-US"/>
+        </w:rPr>
+      </w:pPr>
+    </w:p>
+    <w:p>
+      <w:pPr>
+        <w:rPr>
+          <w:rFonts w:ascii="Times New Roman" w:hAnsi="Times New Roman" w:cs="Times New Roman"/>
+          <w:sz w:val="28"/>
+          <w:szCs w:val="28"/>
+          <w:lang w:val="en-US"/>
+        </w:rPr>
+      </w:pPr>
+      <w:r>
+        <w:rPr>
+          <w:rFonts w:ascii="Times New Roman" w:hAnsi="Times New Roman" w:cs="Times New Roman"/>
+          <w:sz w:val="28"/>
+          <w:szCs w:val="28"/>
+          <w:lang w:val="en-US"/>
+        </w:rPr>
+        <w:t>n=int(input())</w:t>
+      </w:r>
+    </w:p>
+    <w:p>
+      <w:pPr>
+        <w:rPr>
+          <w:rFonts w:ascii="Times New Roman" w:hAnsi="Times New Roman" w:cs="Times New Roman"/>
+          <w:sz w:val="28"/>
+          <w:szCs w:val="28"/>
+          <w:lang w:val="en-US"/>
+        </w:rPr>
+      </w:pPr>
+      <w:proofErr w:type="spellStart"/>
+      <w:r>
+        <w:rPr>
+          <w:rFonts w:ascii="Times New Roman" w:hAnsi="Times New Roman" w:cs="Times New Roman"/>
+          <w:sz w:val="28"/>
+          <w:szCs w:val="28"/>
+          <w:lang w:val="en-US"/>
+        </w:rPr>
+        <w:t>arr</w:t>
+      </w:r>
+      <w:proofErr w:type="spellEnd"/>
+      <w:r>
+        <w:rPr>
+          <w:rFonts w:ascii="Times New Roman" w:hAnsi="Times New Roman" w:cs="Times New Roman"/>
+          <w:sz w:val="28"/>
+          <w:szCs w:val="28"/>
+          <w:lang w:val="en-US"/>
+        </w:rPr>
+        <w:t>=list(map(</w:t>
+      </w:r>
+      <w:proofErr w:type="spellStart"/>
+      <w:r>
+        <w:rPr>
+          <w:rFonts w:ascii="Times New Roman" w:hAnsi="Times New Roman" w:cs="Times New Roman"/>
+          <w:sz w:val="28"/>
+          <w:szCs w:val="28"/>
+          <w:lang w:val="en-US"/>
+        </w:rPr>
+        <w:t>int,input</w:t>
+      </w:r>
+      <w:proofErr w:type="spellEnd"/>
+      <w:r>
+        <w:rPr>
+          <w:rFonts w:ascii="Times New Roman" w:hAnsi="Times New Roman" w:cs="Times New Roman"/>
+          <w:sz w:val="28"/>
+          <w:szCs w:val="28"/>
+          <w:lang w:val="en-US"/>
+        </w:rPr>
+        <w:t>().split( )))</w:t>
+      </w:r>
+    </w:p>
+    <w:p>
+      <w:pPr>
+        <w:rPr>
+          <w:rFonts w:ascii="Times New Roman" w:hAnsi="Times New Roman" w:cs="Times New Roman"/>
+          <w:sz w:val="28"/>
+          <w:szCs w:val="28"/>
+          <w:lang w:val="en-US"/>
+        </w:rPr>
+      </w:pPr>
+      <w:r>
+        <w:rPr>
+          <w:rFonts w:ascii="Times New Roman" w:hAnsi="Times New Roman" w:cs="Times New Roman"/>
+          <w:sz w:val="28"/>
+          <w:szCs w:val="28"/>
+          <w:lang w:val="en-US"/>
+        </w:rPr>
+        <w:t xml:space="preserve">if </w:t>
+      </w:r>
+      <w:proofErr w:type="spellStart"/>
+      <w:r>
+        <w:rPr>
+          <w:rFonts w:ascii="Times New Roman" w:hAnsi="Times New Roman" w:cs="Times New Roman"/>
+          <w:sz w:val="28"/>
+          <w:szCs w:val="28"/>
+          <w:lang w:val="en-US"/>
+        </w:rPr>
+        <w:t>arr</w:t>
+      </w:r>
+      <w:proofErr w:type="spellEnd"/>
+      <w:r>
+        <w:rPr>
+          <w:rFonts w:ascii="Times New Roman" w:hAnsi="Times New Roman" w:cs="Times New Roman"/>
+          <w:sz w:val="28"/>
+          <w:szCs w:val="28"/>
+          <w:lang w:val="en-US"/>
+        </w:rPr>
+        <w:t>==</w:t>
+      </w:r>
+      <w:proofErr w:type="spellStart"/>
+      <w:r>
+        <w:rPr>
+          <w:rFonts w:ascii="Times New Roman" w:hAnsi="Times New Roman" w:cs="Times New Roman"/>
+          <w:sz w:val="28"/>
+          <w:szCs w:val="28"/>
+          <w:lang w:val="en-US"/>
+        </w:rPr>
+        <w:t>arr</w:t>
+      </w:r>
+      <w:proofErr w:type="spellEnd"/>
+      <w:r>
+        <w:rPr>
+          <w:rFonts w:ascii="Times New Roman" w:hAnsi="Times New Roman" w:cs="Times New Roman"/>
+          <w:sz w:val="28"/>
+          <w:szCs w:val="28"/>
+          <w:lang w:val="en-US"/>
+        </w:rPr>
+        <w:t>[::-1]:</w:t>
+      </w:r>
+    </w:p>
+    <w:p>
+      <w:pPr>
+        <w:rPr>
+          <w:rFonts w:ascii="Times New Roman" w:hAnsi="Times New Roman" w:cs="Times New Roman"/>
+          <w:sz w:val="28"/>
+          <w:szCs w:val="28"/>
+          <w:lang w:val="en-US"/>
+        </w:rPr>
+      </w:pPr>
+      <w:r>
+        <w:rPr>
+          <w:rFonts w:ascii="Times New Roman" w:hAnsi="Times New Roman" w:cs="Times New Roman"/>
+          <w:sz w:val="28"/>
+          <w:szCs w:val="28"/>
+          <w:lang w:val="en-US"/>
+        </w:rPr>
+        <w:t xml:space="preserve">  print("YES")</w:t>
+      </w:r>
+    </w:p>
+    <w:p>
+      <w:pPr>
+        <w:rPr>
+          <w:rFonts w:ascii="Times New Roman" w:hAnsi="Times New Roman" w:cs="Times New Roman"/>
+          <w:sz w:val="28"/>
+          <w:szCs w:val="28"/>
+          <w:lang w:val="en-US"/>
+        </w:rPr>
+      </w:pPr>
+      <w:r>
+        <w:rPr>
+          <w:rFonts w:ascii="Times New Roman" w:hAnsi="Times New Roman" w:cs="Times New Roman"/>
+          <w:sz w:val="28"/>
+          <w:szCs w:val="28"/>
+          <w:lang w:val="en-US"/>
         </w:rPr>
         <w:lastRenderedPageBreak/>
-        <w:t>D - Max one</w:t>
-      </w:r>
-    </w:p>
-    <w:p>
-      <w:pPr>
-        <w:rPr>
-          <w:rFonts w:ascii="Times New Roman" w:hAnsi="Times New Roman" w:cs="Times New Roman"/>
-          <w:sz w:val="28"/>
-          <w:szCs w:val="28"/>
-        </w:rPr>
-      </w:pPr>
-      <w:r>
-        <w:rPr>
-          <w:rFonts w:ascii="Times New Roman" w:hAnsi="Times New Roman" w:cs="Times New Roman"/>
-          <w:sz w:val="28"/>
-          <w:szCs w:val="28"/>
-        </w:rPr>
-        <w:pict w14:anchorId="2174F1FE">
-          <v:rect id="_x0000_i1031" style="width:0;height:1.5pt" o:hralign="center" o:hrstd="t" o:hr="t" fillcolor="#a0a0a0" stroked="f"/>
-        </w:pict>
-      </w:r>
-    </w:p>
-    <w:p>
-      <w:pPr>
-        <w:rPr>
-          <w:rFonts w:ascii="Times New Roman" w:hAnsi="Times New Roman" w:cs="Times New Roman"/>
-          <w:sz w:val="28"/>
-          <w:szCs w:val="28"/>
-        </w:rPr>
-      </w:pPr>
-      <w:r>
-        <w:rPr>
-          <w:rFonts w:ascii="Times New Roman" w:hAnsi="Times New Roman" w:cs="Times New Roman"/>
-          <w:sz w:val="28"/>
-          <w:szCs w:val="28"/>
-        </w:rPr>
-        <w:t>[ ]</w:t>
-      </w:r>
-    </w:p>
-    <w:p>
-      <w:pPr>
-        <w:rPr>
-          <w:rFonts w:ascii="Times New Roman" w:hAnsi="Times New Roman" w:cs="Times New Roman"/>
-          <w:sz w:val="28"/>
-          <w:szCs w:val="28"/>
-        </w:rPr>
-      </w:pPr>
-      <w:r>
-        <w:rPr>
-          <w:rFonts w:ascii="Times New Roman" w:hAnsi="Times New Roman" w:cs="Times New Roman"/>
-          <w:sz w:val="28"/>
-          <w:szCs w:val="28"/>
-        </w:rPr>
-        <w:t>a=int(input())</w:t>
-      </w:r>
-      <w:r>
-        <w:rPr>
-          <w:rFonts w:ascii="Times New Roman" w:hAnsi="Times New Roman" w:cs="Times New Roman"/>
-          <w:sz w:val="28"/>
-          <w:szCs w:val="28"/>
-        </w:rPr>
-        <w:br/>
-      </w:r>
-      <w:proofErr w:type="spellStart"/>
-      <w:r>
-        <w:rPr>
-          <w:rFonts w:ascii="Times New Roman" w:hAnsi="Times New Roman" w:cs="Times New Roman"/>
-          <w:sz w:val="28"/>
-          <w:szCs w:val="28"/>
-        </w:rPr>
-        <w:t>arr</w:t>
-      </w:r>
-      <w:proofErr w:type="spellEnd"/>
-      <w:r>
-        <w:rPr>
-          <w:rFonts w:ascii="Times New Roman" w:hAnsi="Times New Roman" w:cs="Times New Roman"/>
-          <w:sz w:val="28"/>
-          <w:szCs w:val="28"/>
-        </w:rPr>
-        <w:t>=list(map(</w:t>
-      </w:r>
-      <w:proofErr w:type="spellStart"/>
-      <w:proofErr w:type="gramStart"/>
-      <w:r>
-        <w:rPr>
-          <w:rFonts w:ascii="Times New Roman" w:hAnsi="Times New Roman" w:cs="Times New Roman"/>
-          <w:sz w:val="28"/>
-          <w:szCs w:val="28"/>
-        </w:rPr>
-        <w:t>int,input</w:t>
-      </w:r>
-      <w:proofErr w:type="spellEnd"/>
-      <w:proofErr w:type="gramEnd"/>
-      <w:r>
-        <w:rPr>
-          <w:rFonts w:ascii="Times New Roman" w:hAnsi="Times New Roman" w:cs="Times New Roman"/>
-          <w:sz w:val="28"/>
-          <w:szCs w:val="28"/>
-        </w:rPr>
-        <w:t>(</w:t>
-      </w:r>
-      <w:proofErr w:type="gramStart"/>
-      <w:r>
-        <w:rPr>
-          <w:rFonts w:ascii="Times New Roman" w:hAnsi="Times New Roman" w:cs="Times New Roman"/>
-          <w:sz w:val="28"/>
-          <w:szCs w:val="28"/>
-        </w:rPr>
-        <w:t>).split</w:t>
-      </w:r>
-      <w:proofErr w:type="gramEnd"/>
-      <w:r>
-        <w:rPr>
-          <w:rFonts w:ascii="Times New Roman" w:hAnsi="Times New Roman" w:cs="Times New Roman"/>
-          <w:sz w:val="28"/>
-          <w:szCs w:val="28"/>
-        </w:rPr>
-        <w:t>()))</w:t>
-      </w:r>
-      <w:r>
-        <w:rPr>
-          <w:rFonts w:ascii="Times New Roman" w:hAnsi="Times New Roman" w:cs="Times New Roman"/>
-          <w:sz w:val="28"/>
-          <w:szCs w:val="28"/>
-        </w:rPr>
-        <w:br/>
-        <w:t>print(</w:t>
-      </w:r>
-      <w:proofErr w:type="spellStart"/>
-      <w:proofErr w:type="gramStart"/>
-      <w:r>
-        <w:rPr>
-          <w:rFonts w:ascii="Times New Roman" w:hAnsi="Times New Roman" w:cs="Times New Roman"/>
-          <w:sz w:val="28"/>
-          <w:szCs w:val="28"/>
-        </w:rPr>
-        <w:t>arr.index</w:t>
-      </w:r>
-      <w:proofErr w:type="spellEnd"/>
-      <w:proofErr w:type="gramEnd"/>
-      <w:r>
-        <w:rPr>
-          <w:rFonts w:ascii="Times New Roman" w:hAnsi="Times New Roman" w:cs="Times New Roman"/>
-          <w:sz w:val="28"/>
-          <w:szCs w:val="28"/>
-        </w:rPr>
-        <w:t>(max(</w:t>
-      </w:r>
-      <w:proofErr w:type="spellStart"/>
-      <w:r>
-        <w:rPr>
-          <w:rFonts w:ascii="Times New Roman" w:hAnsi="Times New Roman" w:cs="Times New Roman"/>
-          <w:sz w:val="28"/>
-          <w:szCs w:val="28"/>
-        </w:rPr>
-        <w:t>arr</w:t>
-      </w:r>
-      <w:proofErr w:type="spellEnd"/>
-      <w:r>
-        <w:rPr>
-          <w:rFonts w:ascii="Times New Roman" w:hAnsi="Times New Roman" w:cs="Times New Roman"/>
-          <w:sz w:val="28"/>
-          <w:szCs w:val="28"/>
-        </w:rPr>
-        <w:t>)))</w:t>
-      </w:r>
-      <w:r>
-        <w:rPr>
-          <w:rFonts w:ascii="Times New Roman" w:hAnsi="Times New Roman" w:cs="Times New Roman"/>
-          <w:sz w:val="28"/>
-          <w:szCs w:val="28"/>
-        </w:rPr>
-        <w:br/>
-      </w:r>
-    </w:p>
-    <w:p>
-      <w:pPr>
-        <w:rPr>
-          <w:rFonts w:ascii="Times New Roman" w:hAnsi="Times New Roman" w:cs="Times New Roman"/>
-          <w:sz w:val="28"/>
-          <w:szCs w:val="28"/>
-        </w:rPr>
-      </w:pPr>
-      <w:r>
-        <w:rPr>
-          <w:rFonts w:ascii="Times New Roman" w:hAnsi="Times New Roman" w:cs="Times New Roman"/>
-          <w:sz w:val="28"/>
-          <w:szCs w:val="28"/>
-        </w:rPr>
-        <w:t>4</w:t>
-      </w:r>
-    </w:p>
-    <w:p>
-      <w:pPr>
-        <w:rPr>
-          <w:rFonts w:ascii="Times New Roman" w:hAnsi="Times New Roman" w:cs="Times New Roman"/>
-          <w:sz w:val="28"/>
-          <w:szCs w:val="28"/>
-        </w:rPr>
-      </w:pPr>
-      <w:r>
-        <w:rPr>
-          <w:rFonts w:ascii="Times New Roman" w:hAnsi="Times New Roman" w:cs="Times New Roman"/>
-          <w:sz w:val="28"/>
-          <w:szCs w:val="28"/>
-        </w:rPr>
-        <w:t xml:space="preserve"> 4 5 6 9</w:t>
-      </w:r>
+        <w:t>else:</w:t>
+      </w:r>
+    </w:p>
+    <w:p>
+      <w:pPr>
+        <w:rPr>
+          <w:rFonts w:ascii="Times New Roman" w:hAnsi="Times New Roman" w:cs="Times New Roman"/>
+          <w:sz w:val="28"/>
+          <w:szCs w:val="28"/>
+          <w:lang w:val="en-US"/>
+        </w:rPr>
+      </w:pPr>
+      <w:r>
+        <w:rPr>
+          <w:rFonts w:ascii="Times New Roman" w:hAnsi="Times New Roman" w:cs="Times New Roman"/>
+          <w:sz w:val="28"/>
+          <w:szCs w:val="28"/>
+          <w:lang w:val="en-US"/>
+        </w:rPr>
+        <w:t xml:space="preserve">  print("NO")</w:t>
+      </w:r>
+    </w:p>
+    <w:p>
+      <w:pPr>
+        <w:rPr>
+          <w:rFonts w:ascii="Times New Roman" w:hAnsi="Times New Roman" w:cs="Times New Roman"/>
+          <w:sz w:val="28"/>
+          <w:szCs w:val="28"/>
+          <w:lang w:val="en-US"/>
+        </w:rPr>
+      </w:pPr>
     </w:p>
     <w:p>
       <w:pPr>
@@ -863,346 +1412,6 @@
           <w:sz w:val="28"/>
           <w:szCs w:val="28"/>
         </w:rPr>
-        <w:pict w14:anchorId="1E746189">
-          <v:rect id="_x0000_i1032" style="width:0;height:1.5pt" o:hralign="center" o:hrstd="t" o:hr="t" fillcolor="#a0a0a0" stroked="f"/>
-        </w:pict>
-      </w:r>
-    </w:p>
-    <w:p>
-      <w:pPr>
-        <w:rPr>
-          <w:rFonts w:ascii="Times New Roman" w:hAnsi="Times New Roman" w:cs="Times New Roman"/>
-          <w:sz w:val="28"/>
-          <w:szCs w:val="28"/>
-        </w:rPr>
-      </w:pPr>
-      <w:r>
-        <w:rPr>
-          <w:rFonts w:ascii="Times New Roman" w:hAnsi="Times New Roman" w:cs="Times New Roman"/>
-          <w:sz w:val="28"/>
-          <w:szCs w:val="28"/>
-        </w:rPr>
-        <w:t>E - MIN array</w:t>
-      </w:r>
-    </w:p>
-    <w:p>
-      <w:pPr>
-        <w:rPr>
-          <w:rFonts w:ascii="Times New Roman" w:hAnsi="Times New Roman" w:cs="Times New Roman"/>
-          <w:sz w:val="28"/>
-          <w:szCs w:val="28"/>
-        </w:rPr>
-      </w:pPr>
-      <w:r>
-        <w:rPr>
-          <w:rFonts w:ascii="Times New Roman" w:hAnsi="Times New Roman" w:cs="Times New Roman"/>
-          <w:sz w:val="28"/>
-          <w:szCs w:val="28"/>
-        </w:rPr>
-        <w:pict w14:anchorId="71CE8A73">
-          <v:rect id="_x0000_i1033" style="width:0;height:1.5pt" o:hralign="center" o:hrstd="t" o:hr="t" fillcolor="#a0a0a0" stroked="f"/>
-        </w:pict>
-      </w:r>
-    </w:p>
-    <w:p>
-      <w:pPr>
-        <w:rPr>
-          <w:rFonts w:ascii="Times New Roman" w:hAnsi="Times New Roman" w:cs="Times New Roman"/>
-          <w:sz w:val="28"/>
-          <w:szCs w:val="28"/>
-        </w:rPr>
-      </w:pPr>
-      <w:r>
-        <w:rPr>
-          <w:rFonts w:ascii="Times New Roman" w:hAnsi="Times New Roman" w:cs="Times New Roman"/>
-          <w:sz w:val="28"/>
-          <w:szCs w:val="28"/>
-        </w:rPr>
-        <w:t>[ ]</w:t>
-      </w:r>
-    </w:p>
-    <w:p>
-      <w:pPr>
-        <w:rPr>
-          <w:rFonts w:ascii="Times New Roman" w:hAnsi="Times New Roman" w:cs="Times New Roman"/>
-          <w:sz w:val="28"/>
-          <w:szCs w:val="28"/>
-        </w:rPr>
-      </w:pPr>
-      <w:r>
-        <w:rPr>
-          <w:rFonts w:ascii="Times New Roman" w:hAnsi="Times New Roman" w:cs="Times New Roman"/>
-          <w:sz w:val="28"/>
-          <w:szCs w:val="28"/>
-        </w:rPr>
-        <w:t>a=int(input())</w:t>
-      </w:r>
-      <w:r>
-        <w:rPr>
-          <w:rFonts w:ascii="Times New Roman" w:hAnsi="Times New Roman" w:cs="Times New Roman"/>
-          <w:sz w:val="28"/>
-          <w:szCs w:val="28"/>
-        </w:rPr>
-        <w:br/>
-      </w:r>
-      <w:proofErr w:type="spellStart"/>
-      <w:r>
-        <w:rPr>
-          <w:rFonts w:ascii="Times New Roman" w:hAnsi="Times New Roman" w:cs="Times New Roman"/>
-          <w:sz w:val="28"/>
-          <w:szCs w:val="28"/>
-        </w:rPr>
-        <w:t>arr</w:t>
-      </w:r>
-      <w:proofErr w:type="spellEnd"/>
-      <w:r>
-        <w:rPr>
-          <w:rFonts w:ascii="Times New Roman" w:hAnsi="Times New Roman" w:cs="Times New Roman"/>
-          <w:sz w:val="28"/>
-          <w:szCs w:val="28"/>
-        </w:rPr>
-        <w:t>=list(map(</w:t>
-      </w:r>
-      <w:proofErr w:type="spellStart"/>
-      <w:proofErr w:type="gramStart"/>
-      <w:r>
-        <w:rPr>
-          <w:rFonts w:ascii="Times New Roman" w:hAnsi="Times New Roman" w:cs="Times New Roman"/>
-          <w:sz w:val="28"/>
-          <w:szCs w:val="28"/>
-        </w:rPr>
-        <w:t>int,input</w:t>
-      </w:r>
-      <w:proofErr w:type="spellEnd"/>
-      <w:proofErr w:type="gramEnd"/>
-      <w:r>
-        <w:rPr>
-          <w:rFonts w:ascii="Times New Roman" w:hAnsi="Times New Roman" w:cs="Times New Roman"/>
-          <w:sz w:val="28"/>
-          <w:szCs w:val="28"/>
-        </w:rPr>
-        <w:t>(</w:t>
-      </w:r>
-      <w:proofErr w:type="gramStart"/>
-      <w:r>
-        <w:rPr>
-          <w:rFonts w:ascii="Times New Roman" w:hAnsi="Times New Roman" w:cs="Times New Roman"/>
-          <w:sz w:val="28"/>
-          <w:szCs w:val="28"/>
-        </w:rPr>
-        <w:t>).split</w:t>
-      </w:r>
-      <w:proofErr w:type="gramEnd"/>
-      <w:r>
-        <w:rPr>
-          <w:rFonts w:ascii="Times New Roman" w:hAnsi="Times New Roman" w:cs="Times New Roman"/>
-          <w:sz w:val="28"/>
-          <w:szCs w:val="28"/>
-        </w:rPr>
-        <w:t>()))</w:t>
-      </w:r>
-      <w:r>
-        <w:rPr>
-          <w:rFonts w:ascii="Times New Roman" w:hAnsi="Times New Roman" w:cs="Times New Roman"/>
-          <w:sz w:val="28"/>
-          <w:szCs w:val="28"/>
-        </w:rPr>
-        <w:br/>
-        <w:t>print(</w:t>
-      </w:r>
-      <w:proofErr w:type="spellStart"/>
-      <w:proofErr w:type="gramStart"/>
-      <w:r>
-        <w:rPr>
-          <w:rFonts w:ascii="Times New Roman" w:hAnsi="Times New Roman" w:cs="Times New Roman"/>
-          <w:sz w:val="28"/>
-          <w:szCs w:val="28"/>
-        </w:rPr>
-        <w:t>arr.index</w:t>
-      </w:r>
-      <w:proofErr w:type="spellEnd"/>
-      <w:proofErr w:type="gramEnd"/>
-      <w:r>
-        <w:rPr>
-          <w:rFonts w:ascii="Times New Roman" w:hAnsi="Times New Roman" w:cs="Times New Roman"/>
-          <w:sz w:val="28"/>
-          <w:szCs w:val="28"/>
-        </w:rPr>
-        <w:t>(min(</w:t>
-      </w:r>
-      <w:proofErr w:type="spellStart"/>
-      <w:r>
-        <w:rPr>
-          <w:rFonts w:ascii="Times New Roman" w:hAnsi="Times New Roman" w:cs="Times New Roman"/>
-          <w:sz w:val="28"/>
-          <w:szCs w:val="28"/>
-        </w:rPr>
-        <w:t>arr</w:t>
-      </w:r>
-      <w:proofErr w:type="spellEnd"/>
-      <w:r>
-        <w:rPr>
-          <w:rFonts w:ascii="Times New Roman" w:hAnsi="Times New Roman" w:cs="Times New Roman"/>
-          <w:sz w:val="28"/>
-          <w:szCs w:val="28"/>
-        </w:rPr>
-        <w:t>)))</w:t>
-      </w:r>
-    </w:p>
-    <w:p>
-      <w:pPr>
-        <w:rPr>
-          <w:rFonts w:ascii="Times New Roman" w:hAnsi="Times New Roman" w:cs="Times New Roman"/>
-          <w:sz w:val="28"/>
-          <w:szCs w:val="28"/>
-        </w:rPr>
-      </w:pPr>
-      <w:r>
-        <w:rPr>
-          <w:rFonts w:ascii="Times New Roman" w:hAnsi="Times New Roman" w:cs="Times New Roman"/>
-          <w:sz w:val="28"/>
-          <w:szCs w:val="28"/>
-        </w:rPr>
-        <w:t>5</w:t>
-      </w:r>
-    </w:p>
-    <w:p>
-      <w:pPr>
-        <w:rPr>
-          <w:rFonts w:ascii="Times New Roman" w:hAnsi="Times New Roman" w:cs="Times New Roman"/>
-          <w:sz w:val="28"/>
-          <w:szCs w:val="28"/>
-        </w:rPr>
-      </w:pPr>
-      <w:r>
-        <w:rPr>
-          <w:rFonts w:ascii="Times New Roman" w:hAnsi="Times New Roman" w:cs="Times New Roman"/>
-          <w:sz w:val="28"/>
-          <w:szCs w:val="28"/>
-        </w:rPr>
-        <w:t>6 9 4 3 8</w:t>
-      </w:r>
-    </w:p>
-    <w:p>
-      <w:pPr>
-        <w:rPr>
-          <w:rFonts w:ascii="Times New Roman" w:hAnsi="Times New Roman" w:cs="Times New Roman"/>
-          <w:sz w:val="28"/>
-          <w:szCs w:val="28"/>
-        </w:rPr>
-      </w:pPr>
-      <w:r>
-        <w:rPr>
-          <w:rFonts w:ascii="Times New Roman" w:hAnsi="Times New Roman" w:cs="Times New Roman"/>
-          <w:sz w:val="28"/>
-          <w:szCs w:val="28"/>
-        </w:rPr>
-        <w:t>3</w:t>
-      </w:r>
-    </w:p>
-    <w:p>
-      <w:pPr>
-        <w:rPr>
-          <w:rFonts w:ascii="Times New Roman" w:hAnsi="Times New Roman" w:cs="Times New Roman"/>
-          <w:sz w:val="28"/>
-          <w:szCs w:val="28"/>
-        </w:rPr>
-      </w:pPr>
-      <w:r>
-        <w:rPr>
-          <w:rFonts w:ascii="Times New Roman" w:hAnsi="Times New Roman" w:cs="Times New Roman"/>
-          <w:sz w:val="28"/>
-          <w:szCs w:val="28"/>
-        </w:rPr>
-        <w:pict w14:anchorId="1BA25B23">
-          <v:rect id="_x0000_i1034" style="width:0;height:1.5pt" o:hralign="center" o:hrstd="t" o:hr="t" fillcolor="#a0a0a0" stroked="f"/>
-        </w:pict>
-      </w:r>
-    </w:p>
-    <w:p>
-      <w:pPr>
-        <w:rPr>
-          <w:rFonts w:ascii="Times New Roman" w:hAnsi="Times New Roman" w:cs="Times New Roman"/>
-          <w:sz w:val="28"/>
-          <w:szCs w:val="28"/>
-        </w:rPr>
-      </w:pPr>
-      <w:r>
-        <w:rPr>
-          <w:rFonts w:ascii="Times New Roman" w:hAnsi="Times New Roman" w:cs="Times New Roman"/>
-          <w:sz w:val="28"/>
-          <w:szCs w:val="28"/>
-        </w:rPr>
-        <w:t>F - Palindrome!</w:t>
-      </w:r>
-    </w:p>
-    <w:p>
-      <w:pPr>
-        <w:rPr>
-          <w:rFonts w:ascii="Times New Roman" w:hAnsi="Times New Roman" w:cs="Times New Roman"/>
-          <w:sz w:val="28"/>
-          <w:szCs w:val="28"/>
-        </w:rPr>
-      </w:pPr>
-      <w:r>
-        <w:rPr>
-          <w:rFonts w:ascii="Times New Roman" w:hAnsi="Times New Roman" w:cs="Times New Roman"/>
-          <w:sz w:val="28"/>
-          <w:szCs w:val="28"/>
-        </w:rPr>
-        <w:pict w14:anchorId="3E8EFCD8">
-          <v:rect id="_x0000_i1035" style="width:0;height:1.5pt" o:hralign="center" o:hrstd="t" o:hr="t" fillcolor="#a0a0a0" stroked="f"/>
-        </w:pict>
-      </w:r>
-    </w:p>
-    <w:p>
-      <w:pPr>
-        <w:rPr>
-          <w:rFonts w:ascii="Times New Roman" w:hAnsi="Times New Roman" w:cs="Times New Roman"/>
-          <w:sz w:val="28"/>
-          <w:szCs w:val="28"/>
-        </w:rPr>
-      </w:pPr>
-      <w:r>
-        <w:rPr>
-          <w:rFonts w:ascii="Times New Roman" w:hAnsi="Times New Roman" w:cs="Times New Roman"/>
-          <w:sz w:val="28"/>
-          <w:szCs w:val="28"/>
-        </w:rPr>
-        <w:t>[ ]</w:t>
-      </w:r>
-    </w:p>
-    <w:p>
-      <w:pPr>
-        <w:rPr>
-          <w:rFonts w:ascii="Times New Roman" w:hAnsi="Times New Roman" w:cs="Times New Roman"/>
-          <w:sz w:val="28"/>
-          <w:szCs w:val="28"/>
-        </w:rPr>
-      </w:pPr>
-      <w:r>
-        <w:rPr>
-          <w:rFonts w:ascii="Times New Roman" w:hAnsi="Times New Roman" w:cs="Times New Roman"/>
-          <w:sz w:val="28"/>
-          <w:szCs w:val="28"/>
-        </w:rPr>
-        <w:t>3</w:t>
-      </w:r>
-    </w:p>
-    <w:p>
-      <w:pPr>
-        <w:rPr>
-          <w:rFonts w:ascii="Times New Roman" w:hAnsi="Times New Roman" w:cs="Times New Roman"/>
-          <w:sz w:val="28"/>
-          <w:szCs w:val="28"/>
-        </w:rPr>
-      </w:pPr>
-      <w:r>
-        <w:rPr>
-          <w:rFonts w:ascii="Times New Roman" w:hAnsi="Times New Roman" w:cs="Times New Roman"/>
-          <w:sz w:val="28"/>
-          <w:szCs w:val="28"/>
-        </w:rPr>
         <w:t>1 2 1</w:t>
       </w:r>
     </w:p>
@@ -1212,6 +1421,7 @@
           <w:rFonts w:ascii="Times New Roman" w:hAnsi="Times New Roman" w:cs="Times New Roman"/>
           <w:sz w:val="28"/>
           <w:szCs w:val="28"/>
+          <w:lang w:val="en-US"/>
         </w:rPr>
       </w:pPr>
       <w:r>
@@ -1229,13 +1439,6 @@
           <w:rFonts w:ascii="Times New Roman" w:hAnsi="Times New Roman" w:cs="Times New Roman"/>
           <w:sz w:val="28"/>
           <w:szCs w:val="28"/>
-          <w:lang w:val="en-US"/>
-        </w:rPr>
-      </w:pPr>
-    </w:p>
-    <w:p>
-      <w:pPr>
-        <w:rPr>
           <w:lang w:val="en-US"/>
         </w:rPr>
       </w:pPr>
@@ -1853,7 +2056,6 @@
   <w:style w:type="character" w:default="1" w:styleId="DefaultParagraphFont">
     <w:name w:val="Default Paragraph Font"/>
     <w:uiPriority w:val="1"/>
-    <w:semiHidden/>
     <w:unhideWhenUsed/>
   </w:style>
   <w:style w:type="table" w:default="1" w:styleId="TableNormal">
